--- a/L3B-World-Build-Methodology/CiC_L3B_Formation_World_Construction_Framework_V7.4.docx
+++ b/L3B-World-Build-Methodology/CiC_L3B_Formation_World_Construction_Framework_V7.4.docx
@@ -36,7 +36,7 @@
         <w:spacing w:after="180"/>
       </w:pPr>
       <w:r>
-        <w:t xml:space="preserve">DRAFT — pending Opus deep review and project-lead review; not yet ratified. Built on the main-branch V7.3 baseline, folding forward process-discipline lessons confirmed during the CiC-Fable-Experiment build cycle (all five formation worlds), then substantially reworked on the project lead's own direction to combine source-ecology and source-registry work into a single Step 2 built for a roughly forty-world scale rather than a five-world patch. Most changes are additive; Step 2 itself was restructured (a briefly-added separate "Step 2B" was merged back into Step 2 rather than kept as a distinct later step) — see Step 2's own text for the reasoning.</w:t>
+        <w:t xml:space="preserve">DRAFT — pending Opus deep review and project-lead review; not yet ratified. Built on the main-branch V7.3 baseline, folding forward process-discipline lessons confirmed during the CiC-Fable-Experiment build cycle (all five formation worlds), then substantially reworked on the project lead's own direction to combine source-ecology and source-registry work into a single Step 2 built for a roughly forty-world scale rather than a five-world patch. Most changes are additive; Step 2 itself was restructured (a briefly-added separate "Step 2B" was merged back into Step 2 rather than kept as a distinct later step) — see Step 2's own text for the reasoning. [Addendum, 2026-08-05, full-system review Rigor P0-2/P1-9: six worlds have frozen against this document as though it were governing, while it has sat DRAFT/not-yet-ratified since it was written — the practical situation the Record Integrity Principle exists to prevent, now applied to this document's own status. The Freeze Criteria's Article 31 bullet below is corrected in this same pass to match the project lead's actual 2026-08-02 ruling. Ratifying this document outright remains the project lead's own decision, not taken here — flagged directly rather than assumed.]</w:t>
       </w:r>
     </w:p>
     <w:p>
@@ -6490,7 +6490,7 @@
         <w:spacing w:after="60"/>
       </w:pPr>
       <w:r>
-        <w:t xml:space="preserve">External Scholarly Review complete (Article 31 — freeze-eligibility gate)</w:t>
+        <w:t xml:space="preserve">External Scholarly Review (Article 31) is a post-freeze obligation, not a freeze-eligibility gate — reset by the project lead 2026-08-02 as a Year 2 aspirational goal of the 5-year timeline (System Hub Decision Log, 2026-08-02 “later still” entry), not a condition of freezing. [CO 2026-08-05, full-system review Rigor P0-2: corrected — this bullet previously named Article 31 a freeze-eligibility gate, which every one of the six frozen worlds’ own freeze declarations already contradicted by citing the Year-2 ruling directly; the Record Integrity Principle two bullets below requires exactly this correction, now applied to itself.]</w:t>
       </w:r>
     </w:p>
     <w:p>
